--- a/PinTweet dokumentáció.docx
+++ b/PinTweet dokumentáció.docx
@@ -1,6 +1,6 @@
 
 <file path=word/document.xml><?xml version="1.0" encoding="utf-8"?>
-<w:document xmlns:wpc="http://schemas.microsoft.com/office/word/2010/wordprocessingCanvas" xmlns:cx="http://schemas.microsoft.com/office/drawing/2014/chartex" xmlns:cx1="http://schemas.microsoft.com/office/drawing/2015/9/8/chartex" xmlns:cx2="http://schemas.microsoft.com/office/drawing/2015/10/21/chartex" xmlns:cx3="http://schemas.microsoft.com/office/drawing/2016/5/9/chartex" xmlns:cx4="http://schemas.microsoft.com/office/drawing/2016/5/10/chartex" xmlns:cx5="http://schemas.microsoft.com/office/drawing/2016/5/11/chartex" xmlns:cx6="http://schemas.microsoft.com/office/drawing/2016/5/12/chartex" xmlns:cx7="http://schemas.microsoft.com/office/drawing/2016/5/13/chartex" xmlns:cx8="http://schemas.microsoft.com/office/drawing/2016/5/14/chartex" xmlns:mc="http://schemas.openxmlformats.org/markup-compatibility/2006" xmlns:aink="http://schemas.microsoft.com/office/drawing/2016/ink" xmlns:am3d="http://schemas.microsoft.com/office/drawing/2017/model3d" xmlns:o="urn:schemas-microsoft-com:office:office" xmlns:oel="http://schemas.microsoft.com/office/2019/extlst" xmlns:r="http://schemas.openxmlformats.org/officeDocument/2006/relationships" xmlns:m="http://schemas.openxmlformats.org/officeDocument/2006/math" xmlns:v="urn:schemas-microsoft-com:vml" xmlns:wp14="http://schemas.microsoft.com/office/word/2010/wordprocessingDrawing" xmlns:wp="http://schemas.openxmlformats.org/drawingml/2006/wordprocessingDrawing" xmlns:w10="urn:schemas-microsoft-com:office:word" xmlns:w="http://schemas.openxmlformats.org/wordprocessingml/2006/main" xmlns:w14="http://schemas.microsoft.com/office/word/2010/wordml" xmlns:w15="http://schemas.microsoft.com/office/word/2012/wordml" xmlns:w16cex="http://schemas.microsoft.com/office/word/2018/wordml/cex" xmlns:w16cid="http://schemas.microsoft.com/office/word/2016/wordml/cid" xmlns:w16="http://schemas.microsoft.com/office/word/2018/wordml" xmlns:w16sdtdh="http://schemas.microsoft.com/office/word/2020/wordml/sdtdatahash" xmlns:w16se="http://schemas.microsoft.com/office/word/2015/wordml/symex" xmlns:wpg="http://schemas.microsoft.com/office/word/2010/wordprocessingGroup" xmlns:wpi="http://schemas.microsoft.com/office/word/2010/wordprocessingInk" xmlns:wne="http://schemas.microsoft.com/office/word/2006/wordml" xmlns:wps="http://schemas.microsoft.com/office/word/2010/wordprocessingShape" mc:Ignorable="w14 w15 w16se w16cid w16 w16cex w16sdtdh wp14">
+<w:document xmlns:wpc="http://schemas.microsoft.com/office/word/2010/wordprocessingCanvas" xmlns:cx="http://schemas.microsoft.com/office/drawing/2014/chartex" xmlns:mc="http://schemas.openxmlformats.org/markup-compatibility/2006" xmlns:o="urn:schemas-microsoft-com:office:office" xmlns:r="http://schemas.openxmlformats.org/officeDocument/2006/relationships" xmlns:m="http://schemas.openxmlformats.org/officeDocument/2006/math" xmlns:v="urn:schemas-microsoft-com:vml" xmlns:wp14="http://schemas.microsoft.com/office/word/2010/wordprocessingDrawing" xmlns:wp="http://schemas.openxmlformats.org/drawingml/2006/wordprocessingDrawing" xmlns:w10="urn:schemas-microsoft-com:office:word" xmlns:w="http://schemas.openxmlformats.org/wordprocessingml/2006/main" xmlns:w14="http://schemas.microsoft.com/office/word/2010/wordml" xmlns:w15="http://schemas.microsoft.com/office/word/2012/wordml" xmlns:w16se="http://schemas.microsoft.com/office/word/2015/wordml/symex" xmlns:wpg="http://schemas.microsoft.com/office/word/2010/wordprocessingGroup" xmlns:wpi="http://schemas.microsoft.com/office/word/2010/wordprocessingInk" xmlns:wne="http://schemas.microsoft.com/office/word/2006/wordml" xmlns:wps="http://schemas.microsoft.com/office/word/2010/wordprocessingShape" mc:Ignorable="w14 w15 w16se wp14">
   <w:body>
     <w:p>
       <w:pPr>
@@ -77,6 +77,7 @@
           <w:noProof/>
           <w:sz w:val="36"/>
           <w:szCs w:val="36"/>
+          <w:lang w:eastAsia="hu-HU"/>
         </w:rPr>
         <w:drawing>
           <wp:anchor distT="0" distB="0" distL="114300" distR="114300" simplePos="0" relativeHeight="251658240" behindDoc="0" locked="0" layoutInCell="1" allowOverlap="1" wp14:anchorId="606941AD" wp14:editId="4E1B8C37">
@@ -1538,23 +1539,7 @@
           <w:sz w:val="36"/>
           <w:szCs w:val="36"/>
         </w:rPr>
-        <w:t xml:space="preserve"> A rendszer ellenőrzi, hogy a megadott e-mail-cím megfelelő formátumú-e, </w:t>
-      </w:r>
-      <w:r>
-        <w:rPr>
-          <w:rFonts w:ascii="Times New Roman" w:hAnsi="Times New Roman" w:cs="Times New Roman"/>
-          <w:sz w:val="36"/>
-          <w:szCs w:val="36"/>
-        </w:rPr>
-        <w:t>illetve,</w:t>
-      </w:r>
-      <w:r>
-        <w:rPr>
-          <w:rFonts w:ascii="Times New Roman" w:hAnsi="Times New Roman" w:cs="Times New Roman"/>
-          <w:sz w:val="36"/>
-          <w:szCs w:val="36"/>
-        </w:rPr>
-        <w:t xml:space="preserve"> hogy már használatban van-e.</w:t>
+        <w:t xml:space="preserve"> A rendszer ellenőrzi, hogy a megadott e-mail-cím megfelelő formátumú-e, illetve, hogy már használatban van-e.</w:t>
       </w:r>
     </w:p>
     <w:p>
@@ -1666,16 +1651,6 @@
     <w:p>
       <w:pPr>
         <w:pStyle w:val="Listaszerbekezds"/>
-        <w:rPr>
-          <w:rFonts w:ascii="Times New Roman" w:hAnsi="Times New Roman" w:cs="Times New Roman"/>
-          <w:sz w:val="36"/>
-          <w:szCs w:val="36"/>
-        </w:rPr>
-      </w:pPr>
-    </w:p>
-    <w:p>
-      <w:pPr>
-        <w:pStyle w:val="Listaszerbekezds"/>
         <w:numPr>
           <w:ilvl w:val="0"/>
           <w:numId w:val="4"/>
@@ -1694,16 +1669,28 @@
           <w:sz w:val="36"/>
           <w:szCs w:val="36"/>
         </w:rPr>
-        <w:t>Profil megtekintése:</w:t>
-      </w:r>
-      <w:r>
-        <w:rPr>
-          <w:rFonts w:ascii="Times New Roman" w:hAnsi="Times New Roman" w:cs="Times New Roman"/>
-          <w:sz w:val="36"/>
-          <w:szCs w:val="36"/>
-        </w:rPr>
-        <w:t xml:space="preserve"> A felhasználók saját és más felhasználók profiljának megtekintése.</w:t>
-      </w:r>
+        <w:t>Privát üzenetküldés:</w:t>
+      </w:r>
+      <w:r>
+        <w:rPr>
+          <w:rFonts w:ascii="Times New Roman" w:hAnsi="Times New Roman" w:cs="Times New Roman"/>
+          <w:sz w:val="36"/>
+          <w:szCs w:val="36"/>
+        </w:rPr>
+        <w:t xml:space="preserve"> Felhasználók között titkosított üzenetküldés.</w:t>
+      </w:r>
+      <w:bookmarkStart w:id="0" w:name="_GoBack"/>
+      <w:bookmarkEnd w:id="0"/>
+    </w:p>
+    <w:p>
+      <w:pPr>
+        <w:pStyle w:val="Listaszerbekezds"/>
+        <w:rPr>
+          <w:rFonts w:ascii="Times New Roman" w:hAnsi="Times New Roman" w:cs="Times New Roman"/>
+          <w:sz w:val="36"/>
+          <w:szCs w:val="36"/>
+        </w:rPr>
+      </w:pPr>
     </w:p>
     <w:p>
       <w:pPr>
@@ -1726,26 +1713,16 @@
           <w:sz w:val="36"/>
           <w:szCs w:val="36"/>
         </w:rPr>
-        <w:t>Profil módosítása:</w:t>
-      </w:r>
-      <w:r>
-        <w:rPr>
-          <w:rFonts w:ascii="Times New Roman" w:hAnsi="Times New Roman" w:cs="Times New Roman"/>
-          <w:sz w:val="36"/>
-          <w:szCs w:val="36"/>
-        </w:rPr>
-        <w:t xml:space="preserve"> A felhasználói profil adatainak és beállításainak szerkesztése.</w:t>
-      </w:r>
-    </w:p>
-    <w:p>
-      <w:pPr>
-        <w:pStyle w:val="Listaszerbekezds"/>
-        <w:rPr>
-          <w:rFonts w:ascii="Times New Roman" w:hAnsi="Times New Roman" w:cs="Times New Roman"/>
-          <w:sz w:val="36"/>
-          <w:szCs w:val="36"/>
-        </w:rPr>
-      </w:pPr>
+        <w:t>Profil megtekintése:</w:t>
+      </w:r>
+      <w:r>
+        <w:rPr>
+          <w:rFonts w:ascii="Times New Roman" w:hAnsi="Times New Roman" w:cs="Times New Roman"/>
+          <w:sz w:val="36"/>
+          <w:szCs w:val="36"/>
+        </w:rPr>
+        <w:t xml:space="preserve"> A felhasználók saját és más felhasználók profiljának megtekintése.</w:t>
+      </w:r>
     </w:p>
     <w:p>
       <w:pPr>
@@ -1768,6 +1745,48 @@
           <w:sz w:val="36"/>
           <w:szCs w:val="36"/>
         </w:rPr>
+        <w:t>Profil módosítása:</w:t>
+      </w:r>
+      <w:r>
+        <w:rPr>
+          <w:rFonts w:ascii="Times New Roman" w:hAnsi="Times New Roman" w:cs="Times New Roman"/>
+          <w:sz w:val="36"/>
+          <w:szCs w:val="36"/>
+        </w:rPr>
+        <w:t xml:space="preserve"> A felhasználói profil adatainak és beállításainak szerkesztése.</w:t>
+      </w:r>
+    </w:p>
+    <w:p>
+      <w:pPr>
+        <w:pStyle w:val="Listaszerbekezds"/>
+        <w:rPr>
+          <w:rFonts w:ascii="Times New Roman" w:hAnsi="Times New Roman" w:cs="Times New Roman"/>
+          <w:sz w:val="36"/>
+          <w:szCs w:val="36"/>
+        </w:rPr>
+      </w:pPr>
+    </w:p>
+    <w:p>
+      <w:pPr>
+        <w:pStyle w:val="Listaszerbekezds"/>
+        <w:numPr>
+          <w:ilvl w:val="0"/>
+          <w:numId w:val="4"/>
+        </w:numPr>
+        <w:rPr>
+          <w:rFonts w:ascii="Times New Roman" w:hAnsi="Times New Roman" w:cs="Times New Roman"/>
+          <w:sz w:val="36"/>
+          <w:szCs w:val="36"/>
+        </w:rPr>
+      </w:pPr>
+      <w:r>
+        <w:rPr>
+          <w:rFonts w:ascii="Times New Roman" w:hAnsi="Times New Roman" w:cs="Times New Roman"/>
+          <w:b/>
+          <w:bCs/>
+          <w:sz w:val="36"/>
+          <w:szCs w:val="36"/>
+        </w:rPr>
         <w:t>Felhasználói adatok kezelése:</w:t>
       </w:r>
       <w:r>
@@ -1840,6 +1859,7 @@
           <w:noProof/>
           <w:sz w:val="36"/>
           <w:szCs w:val="36"/>
+          <w:lang w:eastAsia="hu-HU"/>
         </w:rPr>
         <w:drawing>
           <wp:anchor distT="0" distB="0" distL="114300" distR="114300" simplePos="0" relativeHeight="251659264" behindDoc="0" locked="0" layoutInCell="1" allowOverlap="1" wp14:anchorId="1D5EE9B0" wp14:editId="03F89F31">
@@ -1959,6 +1979,7 @@
           <w:noProof/>
           <w:sz w:val="36"/>
           <w:szCs w:val="36"/>
+          <w:lang w:eastAsia="hu-HU"/>
         </w:rPr>
         <w:lastRenderedPageBreak/>
         <w:drawing>
@@ -2242,23 +2263,7 @@
           <w:sz w:val="36"/>
           <w:szCs w:val="36"/>
         </w:rPr>
-        <w:t xml:space="preserve">A frontend React segítségével, komponensalapú felépítéssel készült. Az oldal különálló, </w:t>
-      </w:r>
-      <w:r>
-        <w:rPr>
-          <w:rFonts w:ascii="Times New Roman" w:hAnsi="Times New Roman" w:cs="Times New Roman"/>
-          <w:sz w:val="36"/>
-          <w:szCs w:val="36"/>
-        </w:rPr>
-        <w:t>újra használható</w:t>
-      </w:r>
-      <w:r>
-        <w:rPr>
-          <w:rFonts w:ascii="Times New Roman" w:hAnsi="Times New Roman" w:cs="Times New Roman"/>
-          <w:sz w:val="36"/>
-          <w:szCs w:val="36"/>
-        </w:rPr>
-        <w:t xml:space="preserve"> komponensekből épül fel, amelyek megkönnyítik a fejlesztést és a karbantartást.</w:t>
+        <w:t>A frontend React segítségével, komponensalapú felépítéssel készült. Az oldal különálló, újra használható komponensekből épül fel, amelyek megkönnyítik a fejlesztést és a karbantartást.</w:t>
       </w:r>
     </w:p>
     <w:p>
@@ -2917,6 +2922,7 @@
           <w:noProof/>
           <w:sz w:val="36"/>
           <w:szCs w:val="36"/>
+          <w:lang w:eastAsia="hu-HU"/>
         </w:rPr>
         <w:lastRenderedPageBreak/>
         <w:drawing>
@@ -3099,6 +3105,7 @@
           <w:noProof/>
           <w:sz w:val="36"/>
           <w:szCs w:val="36"/>
+          <w:lang w:eastAsia="hu-HU"/>
         </w:rPr>
         <w:drawing>
           <wp:anchor distT="0" distB="0" distL="114300" distR="114300" simplePos="0" relativeHeight="251662336" behindDoc="0" locked="0" layoutInCell="1" allowOverlap="1" wp14:anchorId="671D105B" wp14:editId="1031A779">
@@ -3387,6 +3394,7 @@
           <w:noProof/>
           <w:sz w:val="36"/>
           <w:szCs w:val="36"/>
+          <w:lang w:eastAsia="hu-HU"/>
         </w:rPr>
         <w:drawing>
           <wp:anchor distT="0" distB="0" distL="114300" distR="114300" simplePos="0" relativeHeight="251663360" behindDoc="0" locked="0" layoutInCell="1" allowOverlap="1" wp14:anchorId="221F4209" wp14:editId="63C7C53E">
@@ -3717,6 +3725,7 @@
       <w:r>
         <w:rPr>
           <w:noProof/>
+          <w:lang w:eastAsia="hu-HU"/>
         </w:rPr>
         <w:drawing>
           <wp:anchor distT="0" distB="0" distL="114300" distR="114300" simplePos="0" relativeHeight="251664384" behindDoc="0" locked="0" layoutInCell="1" allowOverlap="1" wp14:anchorId="56291FB8" wp14:editId="4D30F02F">
@@ -4077,6 +4086,7 @@
           <w:noProof/>
           <w:sz w:val="36"/>
           <w:szCs w:val="36"/>
+          <w:lang w:eastAsia="hu-HU"/>
         </w:rPr>
         <w:drawing>
           <wp:anchor distT="0" distB="0" distL="114300" distR="114300" simplePos="0" relativeHeight="251665408" behindDoc="0" locked="0" layoutInCell="1" allowOverlap="1" wp14:anchorId="35E2DA9E" wp14:editId="20D3B4E2">
@@ -4336,31 +4346,7 @@
           <w:sz w:val="36"/>
           <w:szCs w:val="36"/>
         </w:rPr>
-        <w:t>Pinterest</w:t>
-      </w:r>
-      <w:r>
-        <w:rPr>
-          <w:rFonts w:ascii="Times New Roman" w:hAnsi="Times New Roman" w:cs="Times New Roman"/>
-          <w:sz w:val="36"/>
-          <w:szCs w:val="36"/>
-        </w:rPr>
-        <w:t>-szerű kép</w:t>
-      </w:r>
-      <w:r>
-        <w:rPr>
-          <w:rFonts w:ascii="Times New Roman" w:hAnsi="Times New Roman" w:cs="Times New Roman"/>
-          <w:sz w:val="36"/>
-          <w:szCs w:val="36"/>
-        </w:rPr>
-        <w:t xml:space="preserve"> </w:t>
-      </w:r>
-      <w:r>
-        <w:rPr>
-          <w:rFonts w:ascii="Times New Roman" w:hAnsi="Times New Roman" w:cs="Times New Roman"/>
-          <w:sz w:val="36"/>
-          <w:szCs w:val="36"/>
-        </w:rPr>
-        <w:t>feed kialakítása a képes tartalmak látványosabb megjelenítéséhez.</w:t>
+        <w:t>Pinterest-szerű kép feed kialakítása a képes tartalmak látványosabb megjelenítéséhez.</w:t>
       </w:r>
     </w:p>
     <w:p>
@@ -4564,6 +4550,7 @@
           <w:noProof/>
           <w:sz w:val="36"/>
           <w:szCs w:val="36"/>
+          <w:lang w:eastAsia="hu-HU"/>
         </w:rPr>
         <w:drawing>
           <wp:anchor distT="0" distB="0" distL="114300" distR="114300" simplePos="0" relativeHeight="251666432" behindDoc="0" locked="0" layoutInCell="1" allowOverlap="1" wp14:anchorId="4BF9F7B4" wp14:editId="356CACD3">
@@ -4953,6 +4940,7 @@
           <w:noProof/>
           <w:sz w:val="36"/>
           <w:szCs w:val="36"/>
+          <w:lang w:eastAsia="hu-HU"/>
         </w:rPr>
         <w:drawing>
           <wp:anchor distT="0" distB="0" distL="114300" distR="114300" simplePos="0" relativeHeight="251667456" behindDoc="0" locked="0" layoutInCell="1" allowOverlap="1" wp14:anchorId="6B673E01" wp14:editId="0231C4DB">
@@ -5502,7 +5490,7 @@
 </file>
 
 <file path=word/endnotes.xml><?xml version="1.0" encoding="utf-8"?>
-<w:endnotes xmlns:wpc="http://schemas.microsoft.com/office/word/2010/wordprocessingCanvas" xmlns:cx="http://schemas.microsoft.com/office/drawing/2014/chartex" xmlns:cx1="http://schemas.microsoft.com/office/drawing/2015/9/8/chartex" xmlns:cx2="http://schemas.microsoft.com/office/drawing/2015/10/21/chartex" xmlns:cx3="http://schemas.microsoft.com/office/drawing/2016/5/9/chartex" xmlns:cx4="http://schemas.microsoft.com/office/drawing/2016/5/10/chartex" xmlns:cx5="http://schemas.microsoft.com/office/drawing/2016/5/11/chartex" xmlns:cx6="http://schemas.microsoft.com/office/drawing/2016/5/12/chartex" xmlns:cx7="http://schemas.microsoft.com/office/drawing/2016/5/13/chartex" xmlns:cx8="http://schemas.microsoft.com/office/drawing/2016/5/14/chartex" xmlns:mc="http://schemas.openxmlformats.org/markup-compatibility/2006" xmlns:aink="http://schemas.microsoft.com/office/drawing/2016/ink" xmlns:am3d="http://schemas.microsoft.com/office/drawing/2017/model3d" xmlns:o="urn:schemas-microsoft-com:office:office" xmlns:oel="http://schemas.microsoft.com/office/2019/extlst" xmlns:r="http://schemas.openxmlformats.org/officeDocument/2006/relationships" xmlns:m="http://schemas.openxmlformats.org/officeDocument/2006/math" xmlns:v="urn:schemas-microsoft-com:vml" xmlns:wp14="http://schemas.microsoft.com/office/word/2010/wordprocessingDrawing" xmlns:wp="http://schemas.openxmlformats.org/drawingml/2006/wordprocessingDrawing" xmlns:w10="urn:schemas-microsoft-com:office:word" xmlns:w="http://schemas.openxmlformats.org/wordprocessingml/2006/main" xmlns:w14="http://schemas.microsoft.com/office/word/2010/wordml" xmlns:w15="http://schemas.microsoft.com/office/word/2012/wordml" xmlns:w16cex="http://schemas.microsoft.com/office/word/2018/wordml/cex" xmlns:w16cid="http://schemas.microsoft.com/office/word/2016/wordml/cid" xmlns:w16="http://schemas.microsoft.com/office/word/2018/wordml" xmlns:w16sdtdh="http://schemas.microsoft.com/office/word/2020/wordml/sdtdatahash" xmlns:w16se="http://schemas.microsoft.com/office/word/2015/wordml/symex" xmlns:wpg="http://schemas.microsoft.com/office/word/2010/wordprocessingGroup" xmlns:wpi="http://schemas.microsoft.com/office/word/2010/wordprocessingInk" xmlns:wne="http://schemas.microsoft.com/office/word/2006/wordml" xmlns:wps="http://schemas.microsoft.com/office/word/2010/wordprocessingShape" mc:Ignorable="w14 w15 w16se w16cid w16 w16cex w16sdtdh wp14">
+<w:endnotes xmlns:wpc="http://schemas.microsoft.com/office/word/2010/wordprocessingCanvas" xmlns:cx="http://schemas.microsoft.com/office/drawing/2014/chartex" xmlns:mc="http://schemas.openxmlformats.org/markup-compatibility/2006" xmlns:o="urn:schemas-microsoft-com:office:office" xmlns:r="http://schemas.openxmlformats.org/officeDocument/2006/relationships" xmlns:m="http://schemas.openxmlformats.org/officeDocument/2006/math" xmlns:v="urn:schemas-microsoft-com:vml" xmlns:wp14="http://schemas.microsoft.com/office/word/2010/wordprocessingDrawing" xmlns:wp="http://schemas.openxmlformats.org/drawingml/2006/wordprocessingDrawing" xmlns:w10="urn:schemas-microsoft-com:office:word" xmlns:w="http://schemas.openxmlformats.org/wordprocessingml/2006/main" xmlns:w14="http://schemas.microsoft.com/office/word/2010/wordml" xmlns:w15="http://schemas.microsoft.com/office/word/2012/wordml" xmlns:w16se="http://schemas.microsoft.com/office/word/2015/wordml/symex" xmlns:wpg="http://schemas.microsoft.com/office/word/2010/wordprocessingGroup" xmlns:wpi="http://schemas.microsoft.com/office/word/2010/wordprocessingInk" xmlns:wne="http://schemas.microsoft.com/office/word/2006/wordml" xmlns:wps="http://schemas.microsoft.com/office/word/2010/wordprocessingShape" mc:Ignorable="w14 w15 w16se wp14">
   <w:endnote w:type="separator" w:id="-1">
     <w:p>
       <w:pPr>
@@ -5527,7 +5515,7 @@
 </file>
 
 <file path=word/footer1.xml><?xml version="1.0" encoding="utf-8"?>
-<w:ftr xmlns:wpc="http://schemas.microsoft.com/office/word/2010/wordprocessingCanvas" xmlns:cx="http://schemas.microsoft.com/office/drawing/2014/chartex" xmlns:cx1="http://schemas.microsoft.com/office/drawing/2015/9/8/chartex" xmlns:cx2="http://schemas.microsoft.com/office/drawing/2015/10/21/chartex" xmlns:cx3="http://schemas.microsoft.com/office/drawing/2016/5/9/chartex" xmlns:cx4="http://schemas.microsoft.com/office/drawing/2016/5/10/chartex" xmlns:cx5="http://schemas.microsoft.com/office/drawing/2016/5/11/chartex" xmlns:cx6="http://schemas.microsoft.com/office/drawing/2016/5/12/chartex" xmlns:cx7="http://schemas.microsoft.com/office/drawing/2016/5/13/chartex" xmlns:cx8="http://schemas.microsoft.com/office/drawing/2016/5/14/chartex" xmlns:mc="http://schemas.openxmlformats.org/markup-compatibility/2006" xmlns:aink="http://schemas.microsoft.com/office/drawing/2016/ink" xmlns:am3d="http://schemas.microsoft.com/office/drawing/2017/model3d" xmlns:o="urn:schemas-microsoft-com:office:office" xmlns:oel="http://schemas.microsoft.com/office/2019/extlst" xmlns:r="http://schemas.openxmlformats.org/officeDocument/2006/relationships" xmlns:m="http://schemas.openxmlformats.org/officeDocument/2006/math" xmlns:v="urn:schemas-microsoft-com:vml" xmlns:wp14="http://schemas.microsoft.com/office/word/2010/wordprocessingDrawing" xmlns:wp="http://schemas.openxmlformats.org/drawingml/2006/wordprocessingDrawing" xmlns:w10="urn:schemas-microsoft-com:office:word" xmlns:w="http://schemas.openxmlformats.org/wordprocessingml/2006/main" xmlns:w14="http://schemas.microsoft.com/office/word/2010/wordml" xmlns:w15="http://schemas.microsoft.com/office/word/2012/wordml" xmlns:w16cex="http://schemas.microsoft.com/office/word/2018/wordml/cex" xmlns:w16cid="http://schemas.microsoft.com/office/word/2016/wordml/cid" xmlns:w16="http://schemas.microsoft.com/office/word/2018/wordml" xmlns:w16sdtdh="http://schemas.microsoft.com/office/word/2020/wordml/sdtdatahash" xmlns:w16se="http://schemas.microsoft.com/office/word/2015/wordml/symex" xmlns:wpg="http://schemas.microsoft.com/office/word/2010/wordprocessingGroup" xmlns:wpi="http://schemas.microsoft.com/office/word/2010/wordprocessingInk" xmlns:wne="http://schemas.microsoft.com/office/word/2006/wordml" xmlns:wps="http://schemas.microsoft.com/office/word/2010/wordprocessingShape" mc:Ignorable="w14 w15 w16se w16cid w16 w16cex w16sdtdh wp14">
+<w:ftr xmlns:wpc="http://schemas.microsoft.com/office/word/2010/wordprocessingCanvas" xmlns:cx="http://schemas.microsoft.com/office/drawing/2014/chartex" xmlns:mc="http://schemas.openxmlformats.org/markup-compatibility/2006" xmlns:o="urn:schemas-microsoft-com:office:office" xmlns:r="http://schemas.openxmlformats.org/officeDocument/2006/relationships" xmlns:m="http://schemas.openxmlformats.org/officeDocument/2006/math" xmlns:v="urn:schemas-microsoft-com:vml" xmlns:wp14="http://schemas.microsoft.com/office/word/2010/wordprocessingDrawing" xmlns:wp="http://schemas.openxmlformats.org/drawingml/2006/wordprocessingDrawing" xmlns:w10="urn:schemas-microsoft-com:office:word" xmlns:w="http://schemas.openxmlformats.org/wordprocessingml/2006/main" xmlns:w14="http://schemas.microsoft.com/office/word/2010/wordml" xmlns:w15="http://schemas.microsoft.com/office/word/2012/wordml" xmlns:w16se="http://schemas.microsoft.com/office/word/2015/wordml/symex" xmlns:wpg="http://schemas.microsoft.com/office/word/2010/wordprocessingGroup" xmlns:wpi="http://schemas.microsoft.com/office/word/2010/wordprocessingInk" xmlns:wne="http://schemas.microsoft.com/office/word/2006/wordml" xmlns:wps="http://schemas.microsoft.com/office/word/2010/wordprocessingShape" mc:Ignorable="w14 w15 w16se wp14">
   <w:sdt>
     <w:sdtPr>
       <w:id w:val="-1232068298"/>
@@ -5536,6 +5524,7 @@
         <w:docPartUnique/>
       </w:docPartObj>
     </w:sdtPr>
+    <w:sdtEndPr/>
     <w:sdtContent>
       <w:p>
         <w:pPr>
@@ -5552,7 +5541,10 @@
           <w:fldChar w:fldCharType="separate"/>
         </w:r>
         <w:r>
-          <w:t>2</w:t>
+          <w:rPr>
+            <w:noProof/>
+          </w:rPr>
+          <w:t>6</w:t>
         </w:r>
         <w:r>
           <w:fldChar w:fldCharType="end"/>
@@ -5569,7 +5561,7 @@
 </file>
 
 <file path=word/footnotes.xml><?xml version="1.0" encoding="utf-8"?>
-<w:footnotes xmlns:wpc="http://schemas.microsoft.com/office/word/2010/wordprocessingCanvas" xmlns:cx="http://schemas.microsoft.com/office/drawing/2014/chartex" xmlns:cx1="http://schemas.microsoft.com/office/drawing/2015/9/8/chartex" xmlns:cx2="http://schemas.microsoft.com/office/drawing/2015/10/21/chartex" xmlns:cx3="http://schemas.microsoft.com/office/drawing/2016/5/9/chartex" xmlns:cx4="http://schemas.microsoft.com/office/drawing/2016/5/10/chartex" xmlns:cx5="http://schemas.microsoft.com/office/drawing/2016/5/11/chartex" xmlns:cx6="http://schemas.microsoft.com/office/drawing/2016/5/12/chartex" xmlns:cx7="http://schemas.microsoft.com/office/drawing/2016/5/13/chartex" xmlns:cx8="http://schemas.microsoft.com/office/drawing/2016/5/14/chartex" xmlns:mc="http://schemas.openxmlformats.org/markup-compatibility/2006" xmlns:aink="http://schemas.microsoft.com/office/drawing/2016/ink" xmlns:am3d="http://schemas.microsoft.com/office/drawing/2017/model3d" xmlns:o="urn:schemas-microsoft-com:office:office" xmlns:oel="http://schemas.microsoft.com/office/2019/extlst" xmlns:r="http://schemas.openxmlformats.org/officeDocument/2006/relationships" xmlns:m="http://schemas.openxmlformats.org/officeDocument/2006/math" xmlns:v="urn:schemas-microsoft-com:vml" xmlns:wp14="http://schemas.microsoft.com/office/word/2010/wordprocessingDrawing" xmlns:wp="http://schemas.openxmlformats.org/drawingml/2006/wordprocessingDrawing" xmlns:w10="urn:schemas-microsoft-com:office:word" xmlns:w="http://schemas.openxmlformats.org/wordprocessingml/2006/main" xmlns:w14="http://schemas.microsoft.com/office/word/2010/wordml" xmlns:w15="http://schemas.microsoft.com/office/word/2012/wordml" xmlns:w16cex="http://schemas.microsoft.com/office/word/2018/wordml/cex" xmlns:w16cid="http://schemas.microsoft.com/office/word/2016/wordml/cid" xmlns:w16="http://schemas.microsoft.com/office/word/2018/wordml" xmlns:w16sdtdh="http://schemas.microsoft.com/office/word/2020/wordml/sdtdatahash" xmlns:w16se="http://schemas.microsoft.com/office/word/2015/wordml/symex" xmlns:wpg="http://schemas.microsoft.com/office/word/2010/wordprocessingGroup" xmlns:wpi="http://schemas.microsoft.com/office/word/2010/wordprocessingInk" xmlns:wne="http://schemas.microsoft.com/office/word/2006/wordml" xmlns:wps="http://schemas.microsoft.com/office/word/2010/wordprocessingShape" mc:Ignorable="w14 w15 w16se w16cid w16 w16cex w16sdtdh wp14">
+<w:footnotes xmlns:wpc="http://schemas.microsoft.com/office/word/2010/wordprocessingCanvas" xmlns:cx="http://schemas.microsoft.com/office/drawing/2014/chartex" xmlns:mc="http://schemas.openxmlformats.org/markup-compatibility/2006" xmlns:o="urn:schemas-microsoft-com:office:office" xmlns:r="http://schemas.openxmlformats.org/officeDocument/2006/relationships" xmlns:m="http://schemas.openxmlformats.org/officeDocument/2006/math" xmlns:v="urn:schemas-microsoft-com:vml" xmlns:wp14="http://schemas.microsoft.com/office/word/2010/wordprocessingDrawing" xmlns:wp="http://schemas.openxmlformats.org/drawingml/2006/wordprocessingDrawing" xmlns:w10="urn:schemas-microsoft-com:office:word" xmlns:w="http://schemas.openxmlformats.org/wordprocessingml/2006/main" xmlns:w14="http://schemas.microsoft.com/office/word/2010/wordml" xmlns:w15="http://schemas.microsoft.com/office/word/2012/wordml" xmlns:w16se="http://schemas.microsoft.com/office/word/2015/wordml/symex" xmlns:wpg="http://schemas.microsoft.com/office/word/2010/wordprocessingGroup" xmlns:wpi="http://schemas.microsoft.com/office/word/2010/wordprocessingInk" xmlns:wne="http://schemas.microsoft.com/office/word/2006/wordml" xmlns:wps="http://schemas.microsoft.com/office/word/2010/wordprocessingShape" mc:Ignorable="w14 w15 w16se wp14">
   <w:footnote w:type="separator" w:id="-1">
     <w:p>
       <w:pPr>
@@ -5594,7 +5586,7 @@
 </file>
 
 <file path=word/numbering.xml><?xml version="1.0" encoding="utf-8"?>
-<w:numbering xmlns:wpc="http://schemas.microsoft.com/office/word/2010/wordprocessingCanvas" xmlns:cx="http://schemas.microsoft.com/office/drawing/2014/chartex" xmlns:cx1="http://schemas.microsoft.com/office/drawing/2015/9/8/chartex" xmlns:cx2="http://schemas.microsoft.com/office/drawing/2015/10/21/chartex" xmlns:cx3="http://schemas.microsoft.com/office/drawing/2016/5/9/chartex" xmlns:cx4="http://schemas.microsoft.com/office/drawing/2016/5/10/chartex" xmlns:cx5="http://schemas.microsoft.com/office/drawing/2016/5/11/chartex" xmlns:cx6="http://schemas.microsoft.com/office/drawing/2016/5/12/chartex" xmlns:cx7="http://schemas.microsoft.com/office/drawing/2016/5/13/chartex" xmlns:cx8="http://schemas.microsoft.com/office/drawing/2016/5/14/chartex" xmlns:mc="http://schemas.openxmlformats.org/markup-compatibility/2006" xmlns:aink="http://schemas.microsoft.com/office/drawing/2016/ink" xmlns:am3d="http://schemas.microsoft.com/office/drawing/2017/model3d" xmlns:o="urn:schemas-microsoft-com:office:office" xmlns:oel="http://schemas.microsoft.com/office/2019/extlst" xmlns:r="http://schemas.openxmlformats.org/officeDocument/2006/relationships" xmlns:m="http://schemas.openxmlformats.org/officeDocument/2006/math" xmlns:v="urn:schemas-microsoft-com:vml" xmlns:wp14="http://schemas.microsoft.com/office/word/2010/wordprocessingDrawing" xmlns:wp="http://schemas.openxmlformats.org/drawingml/2006/wordprocessingDrawing" xmlns:w10="urn:schemas-microsoft-com:office:word" xmlns:w="http://schemas.openxmlformats.org/wordprocessingml/2006/main" xmlns:w14="http://schemas.microsoft.com/office/word/2010/wordml" xmlns:w15="http://schemas.microsoft.com/office/word/2012/wordml" xmlns:w16cex="http://schemas.microsoft.com/office/word/2018/wordml/cex" xmlns:w16cid="http://schemas.microsoft.com/office/word/2016/wordml/cid" xmlns:w16="http://schemas.microsoft.com/office/word/2018/wordml" xmlns:w16sdtdh="http://schemas.microsoft.com/office/word/2020/wordml/sdtdatahash" xmlns:w16se="http://schemas.microsoft.com/office/word/2015/wordml/symex" xmlns:wpg="http://schemas.microsoft.com/office/word/2010/wordprocessingGroup" xmlns:wpi="http://schemas.microsoft.com/office/word/2010/wordprocessingInk" xmlns:wne="http://schemas.microsoft.com/office/word/2006/wordml" xmlns:wps="http://schemas.microsoft.com/office/word/2010/wordprocessingShape" mc:Ignorable="w14 w15 w16se w16cid w16 w16cex w16sdtdh wp14">
+<w:numbering xmlns:wpc="http://schemas.microsoft.com/office/word/2010/wordprocessingCanvas" xmlns:cx="http://schemas.microsoft.com/office/drawing/2014/chartex" xmlns:mc="http://schemas.openxmlformats.org/markup-compatibility/2006" xmlns:o="urn:schemas-microsoft-com:office:office" xmlns:r="http://schemas.openxmlformats.org/officeDocument/2006/relationships" xmlns:m="http://schemas.openxmlformats.org/officeDocument/2006/math" xmlns:v="urn:schemas-microsoft-com:vml" xmlns:wp14="http://schemas.microsoft.com/office/word/2010/wordprocessingDrawing" xmlns:wp="http://schemas.openxmlformats.org/drawingml/2006/wordprocessingDrawing" xmlns:w10="urn:schemas-microsoft-com:office:word" xmlns:w="http://schemas.openxmlformats.org/wordprocessingml/2006/main" xmlns:w14="http://schemas.microsoft.com/office/word/2010/wordml" xmlns:w15="http://schemas.microsoft.com/office/word/2012/wordml" xmlns:w16se="http://schemas.microsoft.com/office/word/2015/wordml/symex" xmlns:wpg="http://schemas.microsoft.com/office/word/2010/wordprocessingGroup" xmlns:wpi="http://schemas.microsoft.com/office/word/2010/wordprocessingInk" xmlns:wne="http://schemas.microsoft.com/office/word/2006/wordml" xmlns:wps="http://schemas.microsoft.com/office/word/2010/wordprocessingShape" mc:Ignorable="w14 w15 w16se wp14">
   <w:abstractNum w:abstractNumId="0" w15:restartNumberingAfterBreak="0">
     <w:nsid w:val="09C14F30"/>
     <w:multiLevelType w:val="hybridMultilevel"/>
@@ -6631,35 +6623,35 @@
       </w:rPr>
     </w:lvl>
   </w:abstractNum>
-  <w:num w:numId="1" w16cid:durableId="422578883">
+  <w:num w:numId="1">
     <w:abstractNumId w:val="2"/>
   </w:num>
-  <w:num w:numId="2" w16cid:durableId="1554542850">
+  <w:num w:numId="2">
     <w:abstractNumId w:val="0"/>
   </w:num>
-  <w:num w:numId="3" w16cid:durableId="2128162066">
+  <w:num w:numId="3">
     <w:abstractNumId w:val="5"/>
   </w:num>
-  <w:num w:numId="4" w16cid:durableId="392822997">
+  <w:num w:numId="4">
     <w:abstractNumId w:val="4"/>
   </w:num>
-  <w:num w:numId="5" w16cid:durableId="1615745593">
+  <w:num w:numId="5">
     <w:abstractNumId w:val="6"/>
   </w:num>
-  <w:num w:numId="6" w16cid:durableId="1953781273">
+  <w:num w:numId="6">
     <w:abstractNumId w:val="7"/>
   </w:num>
-  <w:num w:numId="7" w16cid:durableId="840587814">
+  <w:num w:numId="7">
     <w:abstractNumId w:val="3"/>
   </w:num>
-  <w:num w:numId="8" w16cid:durableId="1924727674">
+  <w:num w:numId="8">
     <w:abstractNumId w:val="1"/>
   </w:num>
 </w:numbering>
 </file>
 
 <file path=word/styles.xml><?xml version="1.0" encoding="utf-8"?>
-<w:styles xmlns:mc="http://schemas.openxmlformats.org/markup-compatibility/2006" xmlns:r="http://schemas.openxmlformats.org/officeDocument/2006/relationships" xmlns:w="http://schemas.openxmlformats.org/wordprocessingml/2006/main" xmlns:w14="http://schemas.microsoft.com/office/word/2010/wordml" xmlns:w15="http://schemas.microsoft.com/office/word/2012/wordml" xmlns:w16cex="http://schemas.microsoft.com/office/word/2018/wordml/cex" xmlns:w16cid="http://schemas.microsoft.com/office/word/2016/wordml/cid" xmlns:w16="http://schemas.microsoft.com/office/word/2018/wordml" xmlns:w16sdtdh="http://schemas.microsoft.com/office/word/2020/wordml/sdtdatahash" xmlns:w16se="http://schemas.microsoft.com/office/word/2015/wordml/symex" mc:Ignorable="w14 w15 w16se w16cid w16 w16cex w16sdtdh">
+<w:styles xmlns:mc="http://schemas.openxmlformats.org/markup-compatibility/2006" xmlns:r="http://schemas.openxmlformats.org/officeDocument/2006/relationships" xmlns:w="http://schemas.openxmlformats.org/wordprocessingml/2006/main" xmlns:w14="http://schemas.microsoft.com/office/word/2010/wordml" xmlns:w15="http://schemas.microsoft.com/office/word/2012/wordml" xmlns:w16se="http://schemas.microsoft.com/office/word/2015/wordml/symex" mc:Ignorable="w14 w15 w16se">
   <w:docDefaults>
     <w:rPrDefault>
       <w:rPr>
@@ -6677,7 +6669,7 @@
       </w:pPr>
     </w:pPrDefault>
   </w:docDefaults>
-  <w:latentStyles w:defLockedState="0" w:defUIPriority="99" w:defSemiHidden="0" w:defUnhideWhenUsed="0" w:defQFormat="0" w:count="376">
+  <w:latentStyles w:defLockedState="0" w:defUIPriority="99" w:defSemiHidden="0" w:defUnhideWhenUsed="0" w:defQFormat="0" w:count="371">
     <w:lsdException w:name="Normal" w:uiPriority="0" w:qFormat="1"/>
     <w:lsdException w:name="heading 1" w:uiPriority="9" w:qFormat="1"/>
     <w:lsdException w:name="heading 2" w:semiHidden="1" w:uiPriority="9" w:unhideWhenUsed="1" w:qFormat="1"/>
@@ -7049,11 +7041,6 @@
     <w:lsdException w:name="List Table 5 Dark Accent 6" w:uiPriority="50"/>
     <w:lsdException w:name="List Table 6 Colorful Accent 6" w:uiPriority="51"/>
     <w:lsdException w:name="List Table 7 Colorful Accent 6" w:uiPriority="52"/>
-    <w:lsdException w:name="Mention" w:semiHidden="1" w:unhideWhenUsed="1"/>
-    <w:lsdException w:name="Smart Hyperlink" w:semiHidden="1" w:unhideWhenUsed="1"/>
-    <w:lsdException w:name="Hashtag" w:semiHidden="1" w:unhideWhenUsed="1"/>
-    <w:lsdException w:name="Unresolved Mention" w:semiHidden="1" w:unhideWhenUsed="1"/>
-    <w:lsdException w:name="Smart Link" w:semiHidden="1" w:unhideWhenUsed="1"/>
   </w:latentStyles>
   <w:style w:type="paragraph" w:default="1" w:styleId="Norml">
     <w:name w:val="Normal"/>
@@ -7261,6 +7248,7 @@
   <w:style w:type="character" w:default="1" w:styleId="Bekezdsalapbettpusa">
     <w:name w:val="Default Paragraph Font"/>
     <w:uiPriority w:val="1"/>
+    <w:semiHidden/>
     <w:unhideWhenUsed/>
   </w:style>
   <w:style w:type="table" w:default="1" w:styleId="Normltblzat">
